--- a/project-plan/Assignment Project Plan_Fall25.docx
+++ b/project-plan/Assignment Project Plan_Fall25.docx
@@ -5816,7 +5816,7 @@
               <w:rPr>
                 <w:sz w:val="17"/>
               </w:rPr>
-              <w:t>ARC-03</w:t>
+              <w:t>ARC-03/NFR-08</w:t>
             </w:r>
           </w:p>
         </w:tc>
@@ -7326,7 +7326,7 @@
               <w:rPr>
                 <w:sz w:val="17"/>
               </w:rPr>
-              <w:t>Project deliverables</w:t>
+              <w:t>NFR-08; project deliverables</w:t>
             </w:r>
           </w:p>
         </w:tc>

--- a/project-plan/Assignment Project Plan_Fall25.docx
+++ b/project-plan/Assignment Project Plan_Fall25.docx
@@ -1928,7 +1928,7 @@
               <w:rPr>
                 <w:sz w:val="17"/>
               </w:rPr>
-              <w:t>AUTH-01/03/12</w:t>
+              <w:t>AUTH-01–05/10–12; SEC-01/02</w:t>
             </w:r>
           </w:p>
         </w:tc>
@@ -1994,7 +1994,7 @@
               <w:rPr>
                 <w:sz w:val="17"/>
               </w:rPr>
-              <w:t>AUTH-06/07/08/09</w:t>
+              <w:t>AUTH-06/07/08/09; SEC-05</w:t>
             </w:r>
           </w:p>
         </w:tc>
@@ -2060,7 +2060,7 @@
               <w:rPr>
                 <w:sz w:val="17"/>
               </w:rPr>
-              <w:t>DMS-01/03/10/11/14</w:t>
+              <w:t>DMS-01–03/05/06/08–12/14/15; NFR-01</w:t>
             </w:r>
           </w:p>
         </w:tc>
@@ -2126,7 +2126,7 @@
               <w:rPr>
                 <w:sz w:val="17"/>
               </w:rPr>
-              <w:t>CRM-01/05/08/11</w:t>
+              <w:t>CRM-01–09/11/12</w:t>
             </w:r>
           </w:p>
         </w:tc>
@@ -2192,7 +2192,7 @@
               <w:rPr>
                 <w:sz w:val="17"/>
               </w:rPr>
-              <w:t>AD-03/07/11/12/13</w:t>
+              <w:t>AD-01–13</w:t>
             </w:r>
           </w:p>
         </w:tc>
@@ -2390,7 +2390,7 @@
               <w:rPr>
                 <w:sz w:val="17"/>
               </w:rPr>
-              <w:t>AUD-01/02/03/05/06</w:t>
+              <w:t>AUD-01–03/05–07; SEC-07</w:t>
             </w:r>
           </w:p>
         </w:tc>
@@ -2456,7 +2456,7 @@
               <w:rPr>
                 <w:sz w:val="17"/>
               </w:rPr>
-              <w:t>ARC-03/04/06</w:t>
+              <w:t>ARC-01–06</w:t>
             </w:r>
           </w:p>
         </w:tc>
@@ -2522,7 +2522,7 @@
               <w:rPr>
                 <w:sz w:val="17"/>
               </w:rPr>
-              <w:t>ARC-07/SEC-03/SEC-04</w:t>
+              <w:t>ARC-07/SEC-03/SEC-04/NFR-08</w:t>
             </w:r>
           </w:p>
         </w:tc>
@@ -3211,7 +3211,7 @@
           </w:tcPr>
           <w:p>
             <w:r>
-              <w:t>Jira tracks the prioritized backlog, sprint owners, and blockers. GitHub holds the four application repositories and platform repository, pull-request reviews, and CI/CD evidence. The team site holds decisions, research and AI logs, reports, and demo evidence. Terraform provisions Azure App Service and Static Web Apps for the approved scope.</w:t>
+              <w:t>Jira tracks the prioritized backlog, sprint owners, and blockers. One GitHub repository holds the four applications and the shared platform contract, with a separate GitHub Actions workflow per application, pull-request reviews, and CI/CD evidence. The team site holds decisions, research and AI logs, reports, and demo evidence. Terraform provisions Azure App Service and Static Web Apps for the approved scope.</w:t>
             </w:r>
           </w:p>
         </w:tc>
